--- a/faq-builder/deliverables/PrimeroEdge-Transfer-Items-FAQ.docx
+++ b/faq-builder/deliverables/PrimeroEdge-Transfer-Items-FAQ.docx
@@ -183,7 +183,7 @@
           <w:color w:val="8A8A8A"/>
           <w:sz w:val="17"/>
         </w:rPr>
-        <w:t>Source support cases: Tickets 306477, 318299, 311921</w:t>
+        <w:t>Source support cases: Ticket 306477</w:t>
       </w:r>
     </w:p>
     <w:p>
